--- a/docs/UserGuide_Etel_Delivery_Ride.docx
+++ b/docs/UserGuide_Etel_Delivery_Ride.docx
@@ -2101,7 +2101,7 @@
                 <w:sz w:val="20"/>
                 <w:szCs w:val="20"/>
               </w:rPr>
-              <w:t xml:space="preserve">Etel Group / Claude (derived from codebase and UI flows)</w:t>
+              <w:t xml:space="preserve">Etel-FTBG</w:t>
             </w:r>
           </w:p>
         </w:tc>
